--- a/Volume 1/Chapter 03 - File Handling/SPA_Vol1_Ch3_Lesson3_12a_Searching_Files_EXTENDED.docx
+++ b/Volume 1/Chapter 03 - File Handling/SPA_Vol1_Ch3_Lesson3_12a_Searching_Files_EXTENDED.docx
@@ -821,7 +821,7 @@
         <w:keepNext/>
       </w:pPr>
       <w:r>
-        <w:t>Save each file from this lesson into the matching path in the project layout. As in Chapter 1, notepad .\rust\Cargo.toml creates and opens one: choose Yes, type the file, save it with Ctrl+S, and close Notepad. Then install forge-std, Foundry's standard library, into the Solidity project. Linux Assembly runs in WSL or on a Linux computer.</w:t>
+        <w:t>Next, let the tools create the Rust and Solidity projects. Remember, Cargo.toml describes the project: cargo init .\rust writes it, with a starter program, src\main.rs. This lesson's programs live in src\bin, one file per program, so Remove-Item deletes the starter. Remember, forge init makes the Solidity project: --no-git and --offline work as in Chapter 1, --empty leaves out forge's example contracts, and --force lets it fill the solidity folder, which already holds the empty folders made above.</w:t>
       </w:r>
     </w:p>
     <w:p>
@@ -835,6 +835,144 @@
         <w:keepNext/>
       </w:pPr>
       <w:r>
+        <w:t>cargo init .\rust --name find_files --vcs none</w:t>
+      </w:r>
+    </w:p>
+    <w:p>
+      <w:pPr>
+        <w:pStyle w:val="CommandBlock"/>
+        <w:keepNext/>
+      </w:pPr>
+      <w:r>
+        <w:t>Remove-Item .\rust\src\main.rs</w:t>
+      </w:r>
+    </w:p>
+    <w:p>
+      <w:pPr>
+        <w:pStyle w:val="CommandBlock"/>
+      </w:pPr>
+      <w:r>
+        <w:t>forge init .\solidity --empty --no-git --offline --force</w:t>
+      </w:r>
+    </w:p>
+    <w:p>
+      <w:pPr>
+        <w:keepNext/>
+      </w:pPr>
+    </w:p>
+    <w:p>
+      <w:r>
+        <w:t>Then type the Solidity project's settings over the foundry.toml that forge init wrote. foundry.toml is the same as in Lesson 3.2a: fs_permissions gives read access to the lesson folder only, because the script only reads names there. notepad .\solidity\foundry.toml opens the file: replace its text with the file below, save it with Ctrl+S, and close Notepad.</w:t>
+      </w:r>
+    </w:p>
+    <w:p>
+      <w:pPr>
+        <w:keepNext/>
+      </w:pPr>
+    </w:p>
+    <w:p>
+      <w:pPr>
+        <w:pStyle w:val="Heading3"/>
+      </w:pPr>
+      <w:r>
+        <w:t>solidity/foundry.toml</w:t>
+      </w:r>
+    </w:p>
+    <w:p>
+      <w:pPr>
+        <w:pStyle w:val="SourceCode"/>
+        <w:keepNext/>
+      </w:pPr>
+      <w:r>
+        <w:t>[profile.default]</w:t>
+      </w:r>
+    </w:p>
+    <w:p>
+      <w:pPr>
+        <w:pStyle w:val="SourceCode"/>
+        <w:keepNext/>
+      </w:pPr>
+      <w:r>
+        <w:t># The scripts in script/ are the only Solidity sources in this project.</w:t>
+      </w:r>
+    </w:p>
+    <w:p>
+      <w:pPr>
+        <w:pStyle w:val="SourceCode"/>
+        <w:keepNext/>
+      </w:pPr>
+      <w:r>
+        <w:t>src = "script"</w:t>
+      </w:r>
+    </w:p>
+    <w:p>
+      <w:pPr>
+        <w:pStyle w:val="SourceCode"/>
+        <w:keepNext/>
+      </w:pPr>
+      <w:r>
+        <w:t># forge install puts forge-std in lib/.</w:t>
+      </w:r>
+    </w:p>
+    <w:p>
+      <w:pPr>
+        <w:pStyle w:val="SourceCode"/>
+        <w:keepNext/>
+      </w:pPr>
+      <w:r>
+        <w:t>libs = ["lib"]</w:t>
+      </w:r>
+    </w:p>
+    <w:p>
+      <w:pPr>
+        <w:pStyle w:val="SourceCode"/>
+        <w:keepNext/>
+      </w:pPr>
+      <w:r>
+        <w:t># The file cheatcodes may only read, and only inside the lesson folder,</w:t>
+      </w:r>
+    </w:p>
+    <w:p>
+      <w:pPr>
+        <w:pStyle w:val="SourceCode"/>
+        <w:keepNext/>
+      </w:pPr>
+      <w:r>
+        <w:t># the folder above the project root ("../"), and nowhere else.</w:t>
+      </w:r>
+    </w:p>
+    <w:p>
+      <w:pPr>
+        <w:pStyle w:val="SourceCode"/>
+      </w:pPr>
+      <w:r>
+        <w:t>fs_permissions = [{ access = "read", path = "../" }]</w:t>
+      </w:r>
+    </w:p>
+    <w:p>
+      <w:pPr>
+        <w:keepNext/>
+      </w:pPr>
+    </w:p>
+    <w:p>
+      <w:pPr>
+        <w:keepNext/>
+      </w:pPr>
+      <w:r>
+        <w:t>Then install forge-std, Foundry's standard library, into the Solidity project. Linux Assembly runs in WSL or on a Linux computer.</w:t>
+      </w:r>
+    </w:p>
+    <w:p>
+      <w:pPr>
+        <w:keepNext/>
+      </w:pPr>
+    </w:p>
+    <w:p>
+      <w:pPr>
+        <w:pStyle w:val="CommandBlock"/>
+        <w:keepNext/>
+      </w:pPr>
+      <w:r>
         <w:t>Push-Location .\solidity</w:t>
       </w:r>
     </w:p>
@@ -861,6 +999,16 @@
       </w:pPr>
     </w:p>
     <w:p>
+      <w:r>
+        <w:t>You save each source file in its language's section below, as each is shown. As in Chapter 1, notepad .\rust\src\bin\basic_find_files.rs creates and opens one: choose Yes, type the file, save it with Ctrl+S, and close Notepad.</w:t>
+      </w:r>
+    </w:p>
+    <w:p>
+      <w:pPr>
+        <w:keepNext/>
+      </w:pPr>
+    </w:p>
+    <w:p>
       <w:pPr>
         <w:keepNext/>
       </w:pPr>
@@ -922,7 +1070,7 @@
         <w:keepNext/>
       </w:pPr>
       <w:r>
-        <w:t>Save each file from this lesson into the matching path in the project layout. As in Chapter 1, nano ./rust/Cargo.toml creates and opens one: type the file, then save and close it with Ctrl+O, Enter, then Ctrl+X. Then install forge-std.</w:t>
+        <w:t>Then create the Rust and Solidity projects with the same commands as on Windows; rm deletes the starter main.rs.</w:t>
       </w:r>
     </w:p>
     <w:p>
@@ -933,6 +1081,50 @@
     <w:p>
       <w:pPr>
         <w:pStyle w:val="CommandBlock"/>
+        <w:keepNext/>
+      </w:pPr>
+      <w:r>
+        <w:t>cargo init ./rust --name find_files --vcs none</w:t>
+      </w:r>
+    </w:p>
+    <w:p>
+      <w:pPr>
+        <w:pStyle w:val="CommandBlock"/>
+        <w:keepNext/>
+      </w:pPr>
+      <w:r>
+        <w:t>rm ./rust/src/main.rs</w:t>
+      </w:r>
+    </w:p>
+    <w:p>
+      <w:pPr>
+        <w:pStyle w:val="CommandBlock"/>
+      </w:pPr>
+      <w:r>
+        <w:t>forge init ./solidity --empty --no-git --offline --force</w:t>
+      </w:r>
+    </w:p>
+    <w:p>
+      <w:pPr>
+        <w:keepNext/>
+      </w:pPr>
+    </w:p>
+    <w:p>
+      <w:pPr>
+        <w:keepNext/>
+      </w:pPr>
+      <w:r>
+        <w:t>Type solidity/foundry.toml exactly as shown in the Windows setup, over the file forge init wrote. Then install forge-std.</w:t>
+      </w:r>
+    </w:p>
+    <w:p>
+      <w:pPr>
+        <w:keepNext/>
+      </w:pPr>
+    </w:p>
+    <w:p>
+      <w:pPr>
+        <w:pStyle w:val="CommandBlock"/>
       </w:pPr>
       <w:r>
         <w:t>(cd ./solidity &amp;&amp; forge install foundry-rs/forge-std@v1.16.2 --no-git)</w:t>
@@ -944,6 +1136,16 @@
       </w:pPr>
     </w:p>
     <w:p>
+      <w:r>
+        <w:t>You save each source file in its language's section below, as each is shown. As in Chapter 1, nano ./rust/src/bin/basic_find_files.rs creates and opens one: type the file, then save and close it with Ctrl+O, Enter, then Ctrl+X.</w:t>
+      </w:r>
+    </w:p>
+    <w:p>
+      <w:pPr>
+        <w:keepNext/>
+      </w:pPr>
+    </w:p>
+    <w:p>
       <w:pPr>
         <w:keepNext/>
       </w:pPr>
@@ -24060,7 +24262,7 @@
     </w:p>
     <w:p>
       <w:r>
-        <w:t>Cargo.toml names this lesson's package, find_files, and its two programs. foundry.toml is the same as in Lesson 3.2a: fs_permissions gives read access to the lesson folder only, because the script only reads names there.</w:t>
+        <w:t>This is the file the setup commands wrote, shown here so you can check yours. Cargo.toml names this lesson's package, find_files, and its two programs. cargo init does not write the comment lines, which are this lesson's notes about the file, and yours ends with an empty [dependencies] heading; the blank lines may differ.</w:t>
       </w:r>
     </w:p>
     <w:p>
@@ -24138,95 +24340,6 @@
       </w:pPr>
       <w:r>
         <w:t># find_files.</w:t>
-      </w:r>
-    </w:p>
-    <w:p>
-      <w:pPr>
-        <w:keepNext/>
-      </w:pPr>
-    </w:p>
-    <w:p>
-      <w:pPr>
-        <w:keepNext/>
-      </w:pPr>
-    </w:p>
-    <w:p>
-      <w:pPr>
-        <w:pStyle w:val="Heading2"/>
-      </w:pPr>
-      <w:r>
-        <w:t>solidity/foundry.toml</w:t>
-      </w:r>
-    </w:p>
-    <w:p>
-      <w:pPr>
-        <w:pStyle w:val="SourceCode"/>
-        <w:keepNext/>
-      </w:pPr>
-      <w:r>
-        <w:t>[profile.default]</w:t>
-      </w:r>
-    </w:p>
-    <w:p>
-      <w:pPr>
-        <w:pStyle w:val="SourceCode"/>
-        <w:keepNext/>
-      </w:pPr>
-      <w:r>
-        <w:t># The scripts in script/ are the only Solidity sources in this project.</w:t>
-      </w:r>
-    </w:p>
-    <w:p>
-      <w:pPr>
-        <w:pStyle w:val="SourceCode"/>
-        <w:keepNext/>
-      </w:pPr>
-      <w:r>
-        <w:t>src = "script"</w:t>
-      </w:r>
-    </w:p>
-    <w:p>
-      <w:pPr>
-        <w:pStyle w:val="SourceCode"/>
-        <w:keepNext/>
-      </w:pPr>
-      <w:r>
-        <w:t># forge install puts forge-std in lib/.</w:t>
-      </w:r>
-    </w:p>
-    <w:p>
-      <w:pPr>
-        <w:pStyle w:val="SourceCode"/>
-        <w:keepNext/>
-      </w:pPr>
-      <w:r>
-        <w:t>libs = ["lib"]</w:t>
-      </w:r>
-    </w:p>
-    <w:p>
-      <w:pPr>
-        <w:pStyle w:val="SourceCode"/>
-        <w:keepNext/>
-      </w:pPr>
-      <w:r>
-        <w:t># The file cheatcodes may only read, and only inside the lesson folder,</w:t>
-      </w:r>
-    </w:p>
-    <w:p>
-      <w:pPr>
-        <w:pStyle w:val="SourceCode"/>
-        <w:keepNext/>
-      </w:pPr>
-      <w:r>
-        <w:t># the folder above the project root ("../"), and nowhere else.</w:t>
-      </w:r>
-    </w:p>
-    <w:p>
-      <w:pPr>
-        <w:pStyle w:val="SourceCode"/>
-      </w:pPr>
-      <w:r>
-        <w:t>fs_permissions = [{ access = "read", path = "../" }]</w:t>
       </w:r>
     </w:p>
     <w:p>
@@ -25394,31 +25507,31 @@
       </w:rPr>
     </w:lvl>
   </w:abstractNum>
-  <w:num w:numId="1" w16cid:durableId="1462261198">
+  <w:num w:numId="1" w16cid:durableId="582034103">
     <w:abstractNumId w:val="8"/>
   </w:num>
-  <w:num w:numId="2" w16cid:durableId="761534539">
+  <w:num w:numId="2" w16cid:durableId="488518935">
     <w:abstractNumId w:val="6"/>
   </w:num>
-  <w:num w:numId="3" w16cid:durableId="880240268">
+  <w:num w:numId="3" w16cid:durableId="1142231720">
     <w:abstractNumId w:val="5"/>
   </w:num>
-  <w:num w:numId="4" w16cid:durableId="1015965047">
+  <w:num w:numId="4" w16cid:durableId="713964637">
     <w:abstractNumId w:val="4"/>
   </w:num>
-  <w:num w:numId="5" w16cid:durableId="1018386563">
+  <w:num w:numId="5" w16cid:durableId="974407380">
     <w:abstractNumId w:val="7"/>
   </w:num>
-  <w:num w:numId="6" w16cid:durableId="1523931608">
+  <w:num w:numId="6" w16cid:durableId="77404784">
     <w:abstractNumId w:val="3"/>
   </w:num>
-  <w:num w:numId="7" w16cid:durableId="1046369338">
+  <w:num w:numId="7" w16cid:durableId="1161654039">
     <w:abstractNumId w:val="2"/>
   </w:num>
-  <w:num w:numId="8" w16cid:durableId="514467899">
+  <w:num w:numId="8" w16cid:durableId="1892224794">
     <w:abstractNumId w:val="1"/>
   </w:num>
-  <w:num w:numId="9" w16cid:durableId="1008752351">
+  <w:num w:numId="9" w16cid:durableId="801731932">
     <w:abstractNumId w:val="0"/>
   </w:num>
 </w:numbering>

--- a/Volume 1/Chapter 03 - File Handling/SPA_Vol1_Ch3_Lesson3_12a_Searching_Files_EXTENDED.docx
+++ b/Volume 1/Chapter 03 - File Handling/SPA_Vol1_Ch3_Lesson3_12a_Searching_Files_EXTENDED.docx
@@ -95,10 +95,7 @@
     </w:p>
     <w:p>
       <w:r>
-        <w:t>Lesson 3.12 explains why "where are all the log files?" is one of the most common questions asked of a file system, and why searching by name answers it quickly and safely. Assembly's C library and Rust's standard library have no walk of the whole tree, so each program reuses the walk it already has, Lesson 3.11a's collect_files, and adds the one new thing, a test on each name. Erlang's filelib:wildcard and Foundry's vm.readDir could walk for you (Lesson 3.11a's Library Walk), but the shared collect_files k</w:t>
-      </w:r>
-      <w:r>
-        <w:t>eeps the walk the same in all four languages. Assembly and Solidity also have no ends-with function, so the test itself is visible: compare the name's last characters with the extension. Read Lesson 3.12 first; this companion builds on it.</w:t>
+        <w:t>Lesson 3.12 explains why "where are all the log files?" is one of the most common questions asked of a file system, and why searching by name answers it quickly and safely. Assembly's C library and Rust's standard library have no walk of the whole tree, so each program reuses the walk it already has, Lesson 3.11a's collect_files, and adds the one new thing, a test on each name. Erlang's filelib:wildcard and Foundry's vm.readDir could walk for you (Lesson 3.11a's Library Walk), but the shared collect_files keeps the walk the same in all four languages. Assembly and Solidity also have no ends-with function, so the test itself is visible: compare the name's last characters with the extension. Read Lesson 3.12 first; this companion builds on it.</w:t>
       </w:r>
     </w:p>
     <w:p>
@@ -1392,10 +1389,7 @@
     </w:p>
     <w:p>
       <w:r>
-        <w:t>Assembly has no search of its own, and the C library has no walk of the whole tree, so both programs reuse Lesson 3.11a's collect_files, copied unchanged with is_directory, join_path, and list_entries: it puts the path of every file beneath inventory-tree into files, sorted at each level. The new part is the test on each path. strrchr(text, character) returns the address of the character's last place in the text, or 0 when it is not there; each path's last separator is followed by the file's own name, so th</w:t>
-      </w:r>
-      <w:r>
-        <w:t>e name starts 1 byte after it. The C library has no ends-with function either, so ends_with finds each text's length with strlen and compares the name's last characters with strcmp.</w:t>
+        <w:t>Assembly has no search of its own, and the C library has no walk of the whole tree, so both programs reuse Lesson 3.11a's collect_files, copied unchanged with is_directory, join_path, and list_entries: it puts the path of every file beneath inventory-tree into files, sorted at each level. The new part is the test on each path. strrchr(text, character) returns the address of the character's last place in the text, or 0 when it is not there; each path's last separator is followed by the file's own name, so the name starts 1 byte after it. The C library has no ends-with function either, so ends_with finds each text's length with strlen and compares the name's last characters with strcmp.</w:t>
       </w:r>
     </w:p>
     <w:p>
@@ -15411,10 +15405,7 @@
     </w:p>
     <w:p>
       <w:r>
-        <w:t xml:space="preserve">Both versions walk the same tree with the same collect_files, apply the same test, keep its sorted order, and print the same lines. The Basic version does the work in main and trusts the walk, so a missing folder prints Found: 0, because main ignores collect_files' -1. The Production-Minded version searches through find_files, which the Exercise, the Challenge, and the Mini File Explorer reuse; it checks the folder first, reports every failure the way Lesson 2.11a taught, and prints nothing until the whole </w:t>
-      </w:r>
-      <w:r>
-        <w:t>search has succeeded.</w:t>
+        <w:t>Both versions walk the same tree with the same collect_files, apply the same test, keep its sorted order, and print the same lines. The Basic version does the work in main and trusts the walk, so a missing folder prints Found: 0, because main ignores collect_files' -1. The Production-Minded version searches through find_files, which the Exercise, the Challenge, and the Mini File Explorer reuse; it checks the folder first, reports every failure the way Lesson 2.11a taught, and prints nothing until the whole search has succeeded.</w:t>
       </w:r>
     </w:p>
     <w:p>
@@ -15442,10 +15433,7 @@
     </w:p>
     <w:p>
       <w:r>
-        <w:t>Rust's standard library has no walk of the whole tree (the walkdir crate has one, and this course uses no crates), so both programs reuse Lesson 3.11a's list_entries and collect_files, copied unchanged: collect_files fills a Vec with the path of every file beneath inventory-tree, sorted at each level. The new part is the test on each path. Path::new(path).file_name() gives the last part of a path, the file's own name, as an Option: None for a path such as .. that has no name. The test is ends_with, a method</w:t>
-      </w:r>
-      <w:r>
-        <w:t xml:space="preserve"> of text that is true when the text's last characters are exactly the value given.</w:t>
+        <w:t>Rust's standard library has no walk of the whole tree (the walkdir crate has one, and this course uses no crates), so both programs reuse Lesson 3.11a's list_entries and collect_files, copied unchanged: collect_files fills a Vec with the path of every file beneath inventory-tree, sorted at each level. The new part is the test on each path. Path::new(path).file_name() gives the last part of a path, the file's own name, as an Option: None for a path such as .. that has no name. The test is ends_with, a method of text that is true when the text's last characters are exactly the value given.</w:t>
       </w:r>
     </w:p>
     <w:p>
@@ -17869,10 +17857,7 @@
     </w:p>
     <w:p>
       <w:r>
-        <w:t>Both versions walk the same tree with the same collect_files, apply the same test, keep its sorted order, and print the same lines. The Basic version does the work in main and trusts the walk, so a missing folder stops it with a panic message, because collect_files returns an Err and expect panics. The Production-Minded version searches through find_files, which the Exercise, the Challenge, and the Mini File Explorer reuse; it checks the folder first, reports every failure the way Lesson 2.11a taught, and p</w:t>
-      </w:r>
-      <w:r>
-        <w:t>rints nothing until the whole search has succeeded.</w:t>
+        <w:t>Both versions walk the same tree with the same collect_files, apply the same test, keep its sorted order, and print the same lines. The Basic version does the work in main and trusts the walk, so a missing folder stops it with a panic message, because collect_files returns an Err and expect panics. The Production-Minded version searches through find_files, which the Exercise, the Challenge, and the Mini File Explorer reuse; it checks the folder first, reports every failure the way Lesson 2.11a taught, and prints nothing until the whole search has succeeded.</w:t>
       </w:r>
     </w:p>
     <w:p>
@@ -17900,10 +17885,7 @@
     </w:p>
     <w:p>
       <w:r>
-        <w:t>Erlang could do this search in one call: Lesson 3.11a's filelib:wildcard with the pattern "inventory-tree/**/*.log" matches every .log file at every depth. The programs reuse Lesson 3.11a's collect_tree instead, with list_entries, collect_files, and print_lines copied unchanged, so the walk is the same as in the other languages and the test is visible. keep_matching tests each collected path: filename:basename(Path) gives the last part of a path, the file's own name, and lists:suffix(Extension, Name) is tru</w:t>
-      </w:r>
-      <w:r>
-        <w:t>e when the name's last characters are exactly Extension. Remember, a string is a list of characters, so a list function can test it.</w:t>
+        <w:t>Erlang could do this search in one call: Lesson 3.11a's filelib:wildcard with the pattern "inventory-tree/**/*.log" matches every .log file at every depth. The programs reuse Lesson 3.11a's collect_tree instead, with list_entries, collect_files, and print_lines copied unchanged, so the walk is the same as in the other languages and the test is visible. keep_matching tests each collected path: filename:basename(Path) gives the last part of a path, the file's own name, and lists:suffix(Extension, Name) is true when the name's last characters are exactly Extension. Remember, a string is a list of characters, so a list function can test it.</w:t>
       </w:r>
     </w:p>
     <w:p>
@@ -20659,10 +20641,7 @@
     </w:p>
     <w:p>
       <w:r>
-        <w:t>Both versions walk the same tree with the same collect_files, apply the same test, keep its sorted order, and print the same lines. The Basic version does the work in main and trusts the walk, so a missing folder stops it with a badmatch error, because collect_tree returns {error, Message}. The Production-Minded version searches through find_files, which the Exercise, the Challenge, and the Mini File Explorer reuse; it checks the folder first, reports every failure the way Lesson 2.11a taught, and prints no</w:t>
-      </w:r>
-      <w:r>
-        <w:t>thing until the whole search has succeeded.</w:t>
+        <w:t>Both versions walk the same tree with the same collect_files, apply the same test, keep its sorted order, and print the same lines. The Basic version does the work in main and trusts the walk, so a missing folder stops it with a badmatch error, because collect_tree returns {error, Message}. The Production-Minded version searches through find_files, which the Exercise, the Challenge, and the Mini File Explorer reuse; it checks the folder first, reports every failure the way Lesson 2.11a taught, and prints nothing until the whole search has succeeded.</w:t>
       </w:r>
     </w:p>
     <w:p>
@@ -20690,10 +20669,7 @@
     </w:p>
     <w:p>
       <w:r>
-        <w:t>A contract on a real chain has no files at all; Foundry's vm cheatcodes let a script read them, only where foundry.toml's fs_permissions allows, here the lesson folder. Both scripts reuse Lesson 3.11a's collectFiles, copied unchanged with lastPart, comesBefore, and listEntries: it pushes the path of every file beneath inventory-tree into files, a storage array, sorted at each level. The new part is the test: lastPart gives a path's last part, the file's own name, and Solidity has no ends-with function, so t</w:t>
-      </w:r>
-      <w:r>
-        <w:t>he script writes endsWith, which compares the name's last bytes with the extension one byte at a time. The cheatcodes' relative paths start from the project root, the solidity folder, so, as in Lesson 3.11a, each path starts from the lesson folder, inventory-tree, and ../ goes in front only when a cheatcode is called. vm.readDir can also list several levels at once when given a depth (Lesson 3.11a's Library Walk), but reusing collectFiles keeps the walk the same as in the other languages.</w:t>
+        <w:t>A contract on a real chain has no files at all; Foundry's vm cheatcodes let a script read them, only where foundry.toml's fs_permissions allows, here the lesson folder. Both scripts reuse Lesson 3.11a's collectFiles, copied unchanged with lastPart, comesBefore, and listEntries: it pushes the path of every file beneath inventory-tree into files, a storage array, sorted at each level. The new part is the test: lastPart gives a path's last part, the file's own name, and Solidity has no ends-with function, so the script writes endsWith, which compares the name's last bytes with the extension one byte at a time. The cheatcodes' relative paths start from the project root, the solidity folder, so, as in Lesson 3.11a, each path starts from the lesson folder, inventory-tree, and ../ goes in front only when a cheatcode is called. vm.readDir can also list several levels at once when given a depth (Lesson 3.11a's Library Walk), but reusing collectFiles keeps the walk the same as in the other languages.</w:t>
       </w:r>
     </w:p>
     <w:p>
@@ -24231,10 +24207,7 @@
     </w:p>
     <w:p>
       <w:r>
-        <w:t>Both versions walk the same tree with the same collect_files, apply the same test, keep its sorted order, and log the same lines. The Basic version does the work in run and trusts the walk, so a missing folder logs Found: 0, because vm.readDir quietly returns no entries. The Production-Minded version searches through findFiles, which the Exercise, the Challenge, and the Mini File Explorer reuse; it checks the folder first, reports every failure the way Lesson 2.11a taught, and logs nothing until the whole s</w:t>
-      </w:r>
-      <w:r>
-        <w:t>earch has succeeded.</w:t>
+        <w:t>Both versions walk the same tree with the same collect_files, apply the same test, keep its sorted order, and log the same lines. The Basic version does the work in run and trusts the walk, so a missing folder logs Found: 0, because vm.readDir quietly returns no entries. The Production-Minded version searches through findFiles, which the Exercise, the Challenge, and the Mini File Explorer reuse; it checks the folder first, reports every failure the way Lesson 2.11a taught, and logs nothing until the whole search has succeeded.</w:t>
       </w:r>
     </w:p>
     <w:p>
@@ -24686,10 +24659,7 @@
     </w:p>
     <w:p>
       <w:r>
-        <w:t>As in Lesson 3.12, the Mini File Explorer, this chapter's first project, needs Simple search: find files in its sandbox by a name, an extension, or part of a name, and show the results in a stable order. find_files (findFiles in Solidity) is that piece: it takes a folder and an extension, walks everything beneath it with Lesson 3.11a's recursion, refuses a missing folder with a clear message, and returns the sorted paths for the explorer to print. The Exercise adds the exact-name search a search box offers,</w:t>
-      </w:r>
-      <w:r>
-        <w:t xml:space="preserve"> and the Challenge the substring search; each is the same walk with a different test. Lesson 3.13a turns from finding files to reading what is inside them: splitting text records into fields.</w:t>
+        <w:t>As in Lesson 3.12, the Mini File Explorer, this chapter's first project, needs Simple search: find files in its sandbox by a name, an extension, or part of a name, and show the results in a stable order. find_files (findFiles in Solidity) is that piece: it takes a folder and an extension, walks everything beneath it with Lesson 3.11a's recursion, refuses a missing folder with a clear message, and returns the sorted paths for the explorer to print. The Exercise adds the exact-name search a search box offers, and the Challenge the substring search; each is the same walk with a different test. Lesson 3.13a turns from finding files to reading what is inside them: splitting text records into fields.</w:t>
       </w:r>
     </w:p>
     <w:p>
@@ -24738,10 +24708,7 @@
         <w:pStyle w:val="ListBullet"/>
       </w:pPr>
       <w:r>
-        <w:t xml:space="preserve">Assembly: in the copy, change call ends_with, cmp eax, 1 to call strcmp, cmp eax, 0: strcmp returns 0 when the two texts are equal (Lesson 2.6a). Add wanted_name db "access.log", 0 and named_line db "Searching %s for files named %s", 10, 0 before missing_error. In main, after the found_line printf, call find_files_named with root and wanted_name, check eax as main checks find_files, mov r13d, eax, and copy the printing lines with named_line and wanted_name, renaming .print_next and .printed to .print_named </w:t>
-      </w:r>
-      <w:r>
-        <w:t>and .printed_named. Make the same change in the Linux file, with rdi, rsi, and rdx.</w:t>
+        <w:t>Assembly: in the copy, change call ends_with, cmp eax, 1 to call strcmp, cmp eax, 0: strcmp returns 0 when the two texts are equal (Lesson 2.6a). Add wanted_name db "access.log", 0 and named_line db "Searching %s for files named %s", 10, 0 before missing_error. In main, after the found_line printf, call find_files_named with root and wanted_name, check eax as main checks find_files, mov r13d, eax, and copy the printing lines with named_line and wanted_name, renaming .print_next and .printed to .print_named and .printed_named. Make the same change in the Linux file, with rdi, rsi, and rdx.</w:t>
       </w:r>
     </w:p>
     <w:p>
@@ -25315,13 +25282,7 @@
     </w:p>
     <w:p>
       <w:r>
-        <w:t>Searching files is the traversal of Lesson 3.11a with a test on each file's name. Each program reuses 3.11a's collect_files unchanged, the same walk in every language, then takes each path's own name, with strrchr, file_name, filename:basename, or lastPart, and tests it: Rust with ends_with, Erlang with lists:suffix, and Assembly and Solidity by comparing the name's last characters with the extension themselves. The extension test asks whether the name ends with .log, dot included, so logins.txt is not mist</w:t>
-      </w:r>
-      <w:r>
-        <w:t>aken for a log file, and collect_files' recursive call reaches web\access.log in its subfolder. The Exercise swapped in an exact-name test and the Challenge a substring test, with the walk untouched. The search reads names only and changes nothing. Its results keep collect_files' sorted order, so every run and every language prints them in the same order, and a missing folder is refused, because an empty result from the wrong folder would look like a real answer. Lesson 3.13a turns from finding files to rea</w:t>
-      </w:r>
-      <w:r>
-        <w:t>ding what is inside them.</w:t>
+        <w:t>Searching files is the traversal of Lesson 3.11a with a test on each file's name. Each program reuses 3.11a's collect_files unchanged, the same walk in every language, then takes each path's own name, with strrchr, file_name, filename:basename, or lastPart, and tests it: Rust with ends_with, Erlang with lists:suffix, and Assembly and Solidity by comparing the name's last characters with the extension themselves. The extension test asks whether the name ends with .log, dot included, so logins.txt is not mistaken for a log file, and collect_files' recursive call reaches web\access.log in its subfolder. The Exercise swapped in an exact-name test and the Challenge a substring test, with the walk untouched. The search reads names only and changes nothing. Its results keep collect_files' sorted order, so every run and every language prints them in the same order, and a missing folder is refused, because an empty result from the wrong folder would look like a real answer. Lesson 3.13a turns from finding files to reading what is inside them.</w:t>
       </w:r>
     </w:p>
     <w:sectPr>

--- a/Volume 1/Chapter 03 - File Handling/SPA_Vol1_Ch3_Lesson3_12a_Searching_Files_EXTENDED.docx
+++ b/Volume 1/Chapter 03 - File Handling/SPA_Vol1_Ch3_Lesson3_12a_Searching_Files_EXTENDED.docx
@@ -95,7 +95,10 @@
     </w:p>
     <w:p>
       <w:r>
-        <w:t>Lesson 3.12 explains why "where are all the log files?" is one of the most common questions asked of a file system, and why searching by name answers it quickly and safely. Assembly's C library and Rust's standard library have no walk of the whole tree, so each program reuses the walk it already has, Lesson 3.11a's collect_files, and adds the one new thing, a test on each name. Erlang's filelib:wildcard and Foundry's vm.readDir could walk for you (Lesson 3.11a's Library Walk), but the shared collect_files keeps the walk the same in all four languages. Assembly and Solidity also have no ends-with function, so the test itself is visible: compare the name's last characters with the extension. Read Lesson 3.12 first; this companion builds on it.</w:t>
+        <w:t>Lesson 3.12 explains why "where are all the log files?" is one of the most common questions asked of a file system, and why searching by name answers it quickly and safely. Assembly's C library and Rust's standard library have no walk of the whole tree, so each program reuses the walk it already has, Lesson 3.11a's collect_files, and adds the one new thing, a test on each name. Erlang's filelib:wildcard and Foundry's vm.readDir could walk for you (Lesson 3.11a's Library Walk), but the shared collect_files k</w:t>
+      </w:r>
+      <w:r>
+        <w:t>eeps the walk the same in all four languages. Assembly and Solidity also have no ends-with function, so the test itself is visible: compare the name's last characters with the extension. Read Lesson 3.12 first; this companion builds on it.</w:t>
       </w:r>
     </w:p>
     <w:p>
@@ -470,7 +473,11 @@
         <w:pStyle w:val="ListBullet"/>
       </w:pPr>
       <w:r>
-        <w:t>The Production-Minded version works through find_files (findFiles in Solidity), which reuses collect_files and filters its list by the test; it refuses a missing folder with the same message in every language, and reports any other failure as Lesson 2.11a did: one Error line on the error stream and exit code 1. main (run) prints only after the search has succeeded.</w:t>
+        <w:t xml:space="preserve">The Production-Minded version works through find_files (findFiles in Solidity), which reuses collect_files and filters its list by the test; it refuses a missing folder with the same message in every language, and </w:t>
+      </w:r>
+      <w:r>
+        <w:lastRenderedPageBreak/>
+        <w:t>reports any other failure as Lesson 2.11a did: one Error line on the error stream and exit code 1. main (run) prints only after the search has succeeded.</w:t>
       </w:r>
     </w:p>
     <w:p>
@@ -881,7 +888,7 @@
         <w:keepNext/>
       </w:pPr>
       <w:r>
-        <w:t>[profile.default]</w:t>
+        <w:t>[profile.default]  # Remember, the settings forge uses by default.</w:t>
       </w:r>
     </w:p>
     <w:p>
@@ -1389,7 +1396,11 @@
     </w:p>
     <w:p>
       <w:r>
-        <w:t>Assembly has no search of its own, and the C library has no walk of the whole tree, so both programs reuse Lesson 3.11a's collect_files, copied unchanged with is_directory, join_path, and list_entries: it puts the path of every file beneath inventory-tree into files, sorted at each level. The new part is the test on each path. strrchr(text, character) returns the address of the character's last place in the text, or 0 when it is not there; each path's last separator is followed by the file's own name, so the name starts 1 byte after it. The C library has no ends-with function either, so ends_with finds each text's length with strlen and compares the name's last characters with strcmp.</w:t>
+        <w:t xml:space="preserve">Assembly has no search of its own, and the C library has no walk of the whole tree, so both programs reuse Lesson 3.11a's collect_files, copied unchanged with is_directory, join_path, and list_entries: it puts the path of every file beneath inventory-tree into files, sorted at each level. The new part is the test on each path. strrchr(text, character) returns the address of the character's last place in the text, or 0 when it is not there; </w:t>
+      </w:r>
+      <w:r>
+        <w:lastRenderedPageBreak/>
+        <w:t>each path's last separator is followed by the file's own name, so the name starts 1 byte after it. The C library has no ends-with function either, so ends_with finds each text's length with strlen and compares the name's last characters with strcmp.</w:t>
       </w:r>
     </w:p>
     <w:p>
@@ -1669,15 +1680,15 @@
         <w:pStyle w:val="SourceCode"/>
       </w:pPr>
       <w:r>
-        <w:t>; collect_files' own local variables, counted in bytes from rsp. The</w:t>
-      </w:r>
-    </w:p>
-    <w:p>
-      <w:pPr>
-        <w:pStyle w:val="SourceCode"/>
-      </w:pPr>
-      <w:r>
-        <w:t>; first 48 bytes are the scratch space and the fifth-value slot.</w:t>
+        <w:t>; collect_files' own local variables, counted in bytes from rsp: 32 bytes</w:t>
+      </w:r>
+    </w:p>
+    <w:p>
+      <w:pPr>
+        <w:pStyle w:val="SourceCode"/>
+      </w:pPr>
+      <w:r>
+        <w:t>; of scratch space, then 16 unused (no call here takes a fifth value).</w:t>
       </w:r>
     </w:p>
     <w:p>
@@ -3026,7 +3037,7 @@
         <w:pStyle w:val="SourceCode"/>
       </w:pPr>
       <w:r>
-        <w:t>; case is a directory with no subdirectories: its loop makes no call.</w:t>
+        <w:t>; case is a directory with no subdirectories: its loop makes no recursive call.</w:t>
       </w:r>
     </w:p>
     <w:p>
@@ -3324,7 +3335,7 @@
         <w:pStyle w:val="SourceCode"/>
       </w:pPr>
       <w:r>
-        <w:t xml:space="preserve">    ; A file: added to the shared collection directly, with no call. Row</w:t>
+        <w:t xml:space="preserve">    ; A file: added to the shared collection, with no recursive call. Row</w:t>
       </w:r>
     </w:p>
     <w:p>
@@ -6119,7 +6130,7 @@
         <w:pStyle w:val="SourceCode"/>
       </w:pPr>
       <w:r>
-        <w:t>; case is a directory with no subdirectories: its loop makes no call.</w:t>
+        <w:t>; case is a directory with no subdirectories: its loop makes no recursive call.</w:t>
       </w:r>
     </w:p>
     <w:p>
@@ -6417,7 +6428,7 @@
         <w:pStyle w:val="SourceCode"/>
       </w:pPr>
       <w:r>
-        <w:t xml:space="preserve">    ; A file: added to the shared collection directly, with no call. Row</w:t>
+        <w:t xml:space="preserve">    ; A file: added to the shared collection, with no recursive call. Row</w:t>
       </w:r>
     </w:p>
     <w:p>
@@ -7500,7 +7511,6 @@
     <w:p>
       <w:pPr>
         <w:pStyle w:val="SourceCode"/>
-        <w:keepNext/>
       </w:pPr>
       <w:r>
         <w:t xml:space="preserve">    pop r12</w:t>
@@ -7509,7 +7519,6 @@
     <w:p>
       <w:pPr>
         <w:pStyle w:val="SourceCode"/>
-        <w:keepNext/>
       </w:pPr>
       <w:r>
         <w:t xml:space="preserve">    pop rbx</w:t>
@@ -7518,6 +7527,7 @@
     <w:p>
       <w:pPr>
         <w:pStyle w:val="SourceCode"/>
+        <w:keepNext/>
       </w:pPr>
       <w:r>
         <w:t xml:space="preserve">    ret</w:t>
@@ -7525,6 +7535,29 @@
     </w:p>
     <w:p>
       <w:pPr>
+        <w:pStyle w:val="SourceCode"/>
+        <w:keepNext/>
+      </w:pPr>
+    </w:p>
+    <w:p>
+      <w:pPr>
+        <w:pStyle w:val="SourceCode"/>
+        <w:keepNext/>
+      </w:pPr>
+      <w:r>
+        <w:t>; Remember, this marks the stack as not executable, as Linux linkers expect.</w:t>
+      </w:r>
+    </w:p>
+    <w:p>
+      <w:pPr>
+        <w:pStyle w:val="SourceCode"/>
+      </w:pPr>
+      <w:r>
+        <w:t>section .note.GNU-stack noalloc noexec nowrite progbits</w:t>
+      </w:r>
+    </w:p>
+    <w:p>
+      <w:pPr>
         <w:keepNext/>
       </w:pPr>
     </w:p>
@@ -8008,15 +8041,15 @@
         <w:pStyle w:val="SourceCode"/>
       </w:pPr>
       <w:r>
-        <w:t>; collect_files' own local variables, counted in bytes from rsp. The</w:t>
-      </w:r>
-    </w:p>
-    <w:p>
-      <w:pPr>
-        <w:pStyle w:val="SourceCode"/>
-      </w:pPr>
-      <w:r>
-        <w:t>; first 48 bytes are the scratch space and the fifth-value slot.</w:t>
+        <w:t>; collect_files' own local variables, counted in bytes from rsp: 32 bytes</w:t>
+      </w:r>
+    </w:p>
+    <w:p>
+      <w:pPr>
+        <w:pStyle w:val="SourceCode"/>
+      </w:pPr>
+      <w:r>
+        <w:t>; of scratch space, then 16 unused (no call here takes a fifth value).</w:t>
       </w:r>
     </w:p>
     <w:p>
@@ -9397,7 +9430,7 @@
         <w:pStyle w:val="SourceCode"/>
       </w:pPr>
       <w:r>
-        <w:t>; case is a directory with no subdirectories: its loop makes no call.</w:t>
+        <w:t>; case is a directory with no subdirectories: its loop makes no recursive call.</w:t>
       </w:r>
     </w:p>
     <w:p>
@@ -9695,7 +9728,7 @@
         <w:pStyle w:val="SourceCode"/>
       </w:pPr>
       <w:r>
-        <w:t xml:space="preserve">    ; A file: added to the shared collection directly, with no call. Row</w:t>
+        <w:t xml:space="preserve">    ; A file: added to the shared collection, with no recursive call. Row</w:t>
       </w:r>
     </w:p>
     <w:p>
@@ -13089,7 +13122,7 @@
         <w:pStyle w:val="SourceCode"/>
       </w:pPr>
       <w:r>
-        <w:t>; case is a directory with no subdirectories: its loop makes no call.</w:t>
+        <w:t>; case is a directory with no subdirectories: its loop makes no recursive call.</w:t>
       </w:r>
     </w:p>
     <w:p>
@@ -13387,7 +13420,7 @@
         <w:pStyle w:val="SourceCode"/>
       </w:pPr>
       <w:r>
-        <w:t xml:space="preserve">    ; A file: added to the shared collection directly, with no call. Row</w:t>
+        <w:t xml:space="preserve">    ; A file: added to the shared collection, with no recursive call. Row</w:t>
       </w:r>
     </w:p>
     <w:p>
@@ -15013,7 +15046,6 @@
     <w:p>
       <w:pPr>
         <w:pStyle w:val="SourceCode"/>
-        <w:keepNext/>
       </w:pPr>
       <w:r>
         <w:t xml:space="preserve">    pop r12</w:t>
@@ -15022,7 +15054,6 @@
     <w:p>
       <w:pPr>
         <w:pStyle w:val="SourceCode"/>
-        <w:keepNext/>
       </w:pPr>
       <w:r>
         <w:t xml:space="preserve">    pop rbx</w:t>
@@ -15031,6 +15062,7 @@
     <w:p>
       <w:pPr>
         <w:pStyle w:val="SourceCode"/>
+        <w:keepNext/>
       </w:pPr>
       <w:r>
         <w:t xml:space="preserve">    ret</w:t>
@@ -15038,6 +15070,29 @@
     </w:p>
     <w:p>
       <w:pPr>
+        <w:pStyle w:val="SourceCode"/>
+        <w:keepNext/>
+      </w:pPr>
+    </w:p>
+    <w:p>
+      <w:pPr>
+        <w:pStyle w:val="SourceCode"/>
+        <w:keepNext/>
+      </w:pPr>
+      <w:r>
+        <w:t>; Remember, this marks the stack as not executable, as Linux linkers expect.</w:t>
+      </w:r>
+    </w:p>
+    <w:p>
+      <w:pPr>
+        <w:pStyle w:val="SourceCode"/>
+      </w:pPr>
+      <w:r>
+        <w:t>section .note.GNU-stack noalloc noexec nowrite progbits</w:t>
+      </w:r>
+    </w:p>
+    <w:p>
+      <w:pPr>
         <w:keepNext/>
       </w:pPr>
     </w:p>
@@ -15405,7 +15460,10 @@
     </w:p>
     <w:p>
       <w:r>
-        <w:t>Both versions walk the same tree with the same collect_files, apply the same test, keep its sorted order, and print the same lines. The Basic version does the work in main and trusts the walk, so a missing folder prints Found: 0, because main ignores collect_files' -1. The Production-Minded version searches through find_files, which the Exercise, the Challenge, and the Mini File Explorer reuse; it checks the folder first, reports every failure the way Lesson 2.11a taught, and prints nothing until the whole search has succeeded.</w:t>
+        <w:t xml:space="preserve">Both versions walk the same tree with the same collect_files, apply the same test, keep its sorted order, and print the same lines. The Basic version does the work in main and trusts the walk, so a missing folder prints Found: 0, because main ignores collect_files' -1. The Production-Minded version searches through find_files, which the Exercise, the Challenge, and the Mini File Explorer reuse; it checks the folder first, reports every failure the way Lesson 2.11a taught, and prints nothing until the whole </w:t>
+      </w:r>
+      <w:r>
+        <w:t>search has succeeded.</w:t>
       </w:r>
     </w:p>
     <w:p>
@@ -15433,7 +15491,10 @@
     </w:p>
     <w:p>
       <w:r>
-        <w:t>Rust's standard library has no walk of the whole tree (the walkdir crate has one, and this course uses no crates), so both programs reuse Lesson 3.11a's list_entries and collect_files, copied unchanged: collect_files fills a Vec with the path of every file beneath inventory-tree, sorted at each level. The new part is the test on each path. Path::new(path).file_name() gives the last part of a path, the file's own name, as an Option: None for a path such as .. that has no name. The test is ends_with, a method of text that is true when the text's last characters are exactly the value given.</w:t>
+        <w:t>Rust's standard library has no walk of the whole tree (the walkdir crate has one, and this course uses no crates), so both programs reuse Lesson 3.11a's list_entries and collect_files, copied unchanged: collect_files fills a Vec with the path of every file beneath inventory-tree, sorted at each level. The new part is the test on each path. Path::new(path).file_name() gives the last part of a path, the file's own name, as an Option: None for a path such as .. that has no name. The test is ends_with, a method</w:t>
+      </w:r>
+      <w:r>
+        <w:t xml:space="preserve"> of text that is true when the text's last characters are exactly the value given.</w:t>
       </w:r>
     </w:p>
     <w:p>
@@ -17857,7 +17918,10 @@
     </w:p>
     <w:p>
       <w:r>
-        <w:t>Both versions walk the same tree with the same collect_files, apply the same test, keep its sorted order, and print the same lines. The Basic version does the work in main and trusts the walk, so a missing folder stops it with a panic message, because collect_files returns an Err and expect panics. The Production-Minded version searches through find_files, which the Exercise, the Challenge, and the Mini File Explorer reuse; it checks the folder first, reports every failure the way Lesson 2.11a taught, and prints nothing until the whole search has succeeded.</w:t>
+        <w:t>Both versions walk the same tree with the same collect_files, apply the same test, keep its sorted order, and print the same lines. The Basic version does the work in main and trusts the walk, so a missing folder stops it with a panic message, because collect_files returns an Err and expect panics. The Production-Minded version searches through find_files, which the Exercise, the Challenge, and the Mini File Explorer reuse; it checks the folder first, reports every failure the way Lesson 2.11a taught, and p</w:t>
+      </w:r>
+      <w:r>
+        <w:t>rints nothing until the whole search has succeeded.</w:t>
       </w:r>
     </w:p>
     <w:p>
@@ -17885,7 +17949,10 @@
     </w:p>
     <w:p>
       <w:r>
-        <w:t>Erlang could do this search in one call: Lesson 3.11a's filelib:wildcard with the pattern "inventory-tree/**/*.log" matches every .log file at every depth. The programs reuse Lesson 3.11a's collect_tree instead, with list_entries, collect_files, and print_lines copied unchanged, so the walk is the same as in the other languages and the test is visible. keep_matching tests each collected path: filename:basename(Path) gives the last part of a path, the file's own name, and lists:suffix(Extension, Name) is true when the name's last characters are exactly Extension. Remember, a string is a list of characters, so a list function can test it.</w:t>
+        <w:t>Erlang could do this search in one call: Lesson 3.11a's filelib:wildcard with the pattern "inventory-tree/**/*.log" matches every .log file at every depth. The programs reuse Lesson 3.11a's collect_tree instead, with list_entries, collect_files, and print_lines copied unchanged, so the walk is the same as in the other languages and the test is visible. keep_matching tests each collected path: filename:basename(Path) gives the last part of a path, the file's own name, and lists:suffix(Extension, Name) is tru</w:t>
+      </w:r>
+      <w:r>
+        <w:t>e when the name's last characters are exactly Extension. Remember, a string is a list of characters, so a list function can test it.</w:t>
       </w:r>
     </w:p>
     <w:p>
@@ -20641,7 +20708,10 @@
     </w:p>
     <w:p>
       <w:r>
-        <w:t>Both versions walk the same tree with the same collect_files, apply the same test, keep its sorted order, and print the same lines. The Basic version does the work in main and trusts the walk, so a missing folder stops it with a badmatch error, because collect_tree returns {error, Message}. The Production-Minded version searches through find_files, which the Exercise, the Challenge, and the Mini File Explorer reuse; it checks the folder first, reports every failure the way Lesson 2.11a taught, and prints nothing until the whole search has succeeded.</w:t>
+        <w:t>Both versions walk the same tree with the same collect_files, apply the same test, keep its sorted order, and print the same lines. The Basic version does the work in main and trusts the walk, so a missing folder stops it with a badmatch error, because collect_tree returns {error, Message}. The Production-Minded version searches through find_files, which the Exercise, the Challenge, and the Mini File Explorer reuse; it checks the folder first, reports every failure the way Lesson 2.11a taught, and prints no</w:t>
+      </w:r>
+      <w:r>
+        <w:t>thing until the whole search has succeeded.</w:t>
       </w:r>
     </w:p>
     <w:p>
@@ -20669,7 +20739,10 @@
     </w:p>
     <w:p>
       <w:r>
-        <w:t>A contract on a real chain has no files at all; Foundry's vm cheatcodes let a script read them, only where foundry.toml's fs_permissions allows, here the lesson folder. Both scripts reuse Lesson 3.11a's collectFiles, copied unchanged with lastPart, comesBefore, and listEntries: it pushes the path of every file beneath inventory-tree into files, a storage array, sorted at each level. The new part is the test: lastPart gives a path's last part, the file's own name, and Solidity has no ends-with function, so the script writes endsWith, which compares the name's last bytes with the extension one byte at a time. The cheatcodes' relative paths start from the project root, the solidity folder, so, as in Lesson 3.11a, each path starts from the lesson folder, inventory-tree, and ../ goes in front only when a cheatcode is called. vm.readDir can also list several levels at once when given a depth (Lesson 3.11a's Library Walk), but reusing collectFiles keeps the walk the same as in the other languages.</w:t>
+        <w:t>A contract on a real chain has no files at all; Foundry's vm cheatcodes let a script read them, only where foundry.toml's fs_permissions allows, here the lesson folder. Both scripts reuse Lesson 3.11a's collectFiles, copied unchanged with lastPart, comesBefore, and listEntries: it pushes the path of every file beneath inventory-tree into files, a storage array, sorted at each level. The new part is the test: lastPart gives a path's last part, the file's own name, and Solidity has no ends-with function, so t</w:t>
+      </w:r>
+      <w:r>
+        <w:t>he script writes endsWith, which compares the name's last bytes with the extension one byte at a time. The cheatcodes' relative paths start from the project root, the solidity folder, so, as in Lesson 3.11a, each path starts from the lesson folder, inventory-tree, and ../ goes in front only when a cheatcode is called. vm.readDir can also list several levels at once when given a depth (Lesson 3.11a's Library Walk), but reusing collectFiles keeps the walk the same as in the other languages.</w:t>
       </w:r>
     </w:p>
     <w:p>
@@ -23413,31 +23486,31 @@
         <w:pStyle w:val="SourceCode"/>
       </w:pPr>
       <w:r>
-        <w:t xml:space="preserve">    /// nothing is searched. Searching is traversal plus a test:</w:t>
-      </w:r>
-    </w:p>
-    <w:p>
-      <w:pPr>
-        <w:pStyle w:val="SourceCode"/>
-      </w:pPr>
-      <w:r>
-        <w:t xml:space="preserve">    /// collectFiles collects every file, and findFiles keeps the paths</w:t>
-      </w:r>
-    </w:p>
-    <w:p>
-      <w:pPr>
-        <w:pStyle w:val="SourceCode"/>
-      </w:pPr>
-      <w:r>
-        <w:t xml:space="preserve">    /// whose names pass. Remember, ! means not, and delete empties a</w:t>
-      </w:r>
-    </w:p>
-    <w:p>
-      <w:pPr>
-        <w:pStyle w:val="SourceCode"/>
-      </w:pPr>
-      <w:r>
-        <w:t xml:space="preserve">    /// storage array, so every search starts from nothing.</w:t>
+        <w:t xml:space="preserve">    /// nothing is searched. Searching is traversal plus a test: collectFiles</w:t>
+      </w:r>
+    </w:p>
+    <w:p>
+      <w:pPr>
+        <w:pStyle w:val="SourceCode"/>
+      </w:pPr>
+      <w:r>
+        <w:t xml:space="preserve">    /// collects every file, and findFiles keeps the paths whose names pass.</w:t>
+      </w:r>
+    </w:p>
+    <w:p>
+      <w:pPr>
+        <w:pStyle w:val="SourceCode"/>
+      </w:pPr>
+      <w:r>
+        <w:t xml:space="preserve">    /// Remember, ! means not; delete empties a storage array, so each search</w:t>
+      </w:r>
+    </w:p>
+    <w:p>
+      <w:pPr>
+        <w:pStyle w:val="SourceCode"/>
+      </w:pPr>
+      <w:r>
+        <w:t xml:space="preserve">    /// starts empty. paths, the named result, gets a memory copy of found.</w:t>
       </w:r>
     </w:p>
     <w:p>
@@ -24207,7 +24280,10 @@
     </w:p>
     <w:p>
       <w:r>
-        <w:t>Both versions walk the same tree with the same collect_files, apply the same test, keep its sorted order, and log the same lines. The Basic version does the work in run and trusts the walk, so a missing folder logs Found: 0, because vm.readDir quietly returns no entries. The Production-Minded version searches through findFiles, which the Exercise, the Challenge, and the Mini File Explorer reuse; it checks the folder first, reports every failure the way Lesson 2.11a taught, and logs nothing until the whole search has succeeded.</w:t>
+        <w:t>Both versions walk the same tree with the same collect_files, apply the same test, keep its sorted order, and log the same lines. The Basic version does the work in run and trusts the walk, so a missing folder logs Found: 0, because vm.readDir quietly returns no entries. The Production-Minded version searches through findFiles, which the Exercise, the Challenge, and the Mini File Explorer reuse; it checks the folder first, reports every failure the way Lesson 2.11a taught, and logs nothing until the whole s</w:t>
+      </w:r>
+      <w:r>
+        <w:t>earch has succeeded.</w:t>
       </w:r>
     </w:p>
     <w:p>
@@ -24659,7 +24735,10 @@
     </w:p>
     <w:p>
       <w:r>
-        <w:t>As in Lesson 3.12, the Mini File Explorer, this chapter's first project, needs Simple search: find files in its sandbox by a name, an extension, or part of a name, and show the results in a stable order. find_files (findFiles in Solidity) is that piece: it takes a folder and an extension, walks everything beneath it with Lesson 3.11a's recursion, refuses a missing folder with a clear message, and returns the sorted paths for the explorer to print. The Exercise adds the exact-name search a search box offers, and the Challenge the substring search; each is the same walk with a different test. Lesson 3.13a turns from finding files to reading what is inside them: splitting text records into fields.</w:t>
+        <w:t>As in Lesson 3.12, the Mini File Explorer, this chapter's first project, needs Simple search: find files in its sandbox by a name, an extension, or part of a name, and show the results in a stable order. find_files (findFiles in Solidity) is that piece: it takes a folder and an extension, walks everything beneath it with Lesson 3.11a's recursion, refuses a missing folder with a clear message, and returns the sorted paths for the explorer to print. The Exercise adds the exact-name search a search box offers,</w:t>
+      </w:r>
+      <w:r>
+        <w:t xml:space="preserve"> and the Challenge the substring search; each is the same walk with a different test. Lesson 3.13a turns from finding files to reading what is inside them: splitting text records into fields.</w:t>
       </w:r>
     </w:p>
     <w:p>
@@ -24700,7 +24779,7 @@
         <w:pStyle w:val="ListBullet"/>
       </w:pPr>
       <w:r>
-        <w:t>Copy find_files (findFiles) and name the copy find_files_named (findFilesNamed); in Erlang, copy keep_matching too and name it keep_named. Rename the copy's extension parameter to wanted (Wanted in Erlang; in Solidity its @param line too, or solc refuses the comment), and change only the test: the name must equal wanted exactly. collect_files, the folder check, and the order stay the same.</w:t>
+        <w:t>Copy find_files (findFiles) and name the copy find_files_named (findFilesNamed); in Erlang, copy keep_matching too and name it keep_named. Rename the copy's extension parameter to wanted (Wanted in Erlang; in Solidity its @param line too, or solc refuses the comment), and change only the test: the name must equal wanted exactly. Update the copy's comments with it, so they describe the new test, not the extension. collect_files, the folder check, and the order stay the same.</w:t>
       </w:r>
     </w:p>
     <w:p>
@@ -24708,7 +24787,10 @@
         <w:pStyle w:val="ListBullet"/>
       </w:pPr>
       <w:r>
-        <w:t>Assembly: in the copy, change call ends_with, cmp eax, 1 to call strcmp, cmp eax, 0: strcmp returns 0 when the two texts are equal (Lesson 2.6a). Add wanted_name db "access.log", 0 and named_line db "Searching %s for files named %s", 10, 0 before missing_error. In main, after the found_line printf, call find_files_named with root and wanted_name, check eax as main checks find_files, mov r13d, eax, and copy the printing lines with named_line and wanted_name, renaming .print_next and .printed to .print_named and .printed_named. Make the same change in the Linux file, with rdi, rsi, and rdx.</w:t>
+        <w:t xml:space="preserve">Assembly: in the copy, change call ends_with, cmp eax, 1 to call strcmp, cmp eax, 0: strcmp returns 0 when the two texts are equal (Lesson 2.6a). Add wanted_name db "access.log", 0 and named_line db "Searching %s for files named %s", 10, 0 before missing_error. In main, after the found_line printf, call find_files_named with root and wanted_name, check eax as main checks find_files, mov r13d, eax, and copy the printing lines with named_line and wanted_name, renaming .print_next and .printed to .print_named </w:t>
+      </w:r>
+      <w:r>
+        <w:t>and .printed_named. Make the same change in the Linux file, with rdi, rsi, and rdx.</w:t>
       </w:r>
     </w:p>
     <w:p>
@@ -24884,7 +24966,7 @@
         <w:pStyle w:val="ListBullet"/>
       </w:pPr>
       <w:r>
-        <w:t>Copy find_files (findFiles) again and name the copy find_names_containing (findNamesContaining); in Erlang, copy keep_matching too and name it keep_containing. Rename the copy's extension parameter to text (Text in Erlang; in Solidity its @param line too), and change only the match test: the name must contain the text anywhere. Everything else, collect_files, the folder check, and the order, stays the same.</w:t>
+        <w:t>Copy find_files (findFiles) again and name the copy find_names_containing (findNamesContaining); in Erlang, copy keep_matching too and name it keep_containing. Rename the copy's extension parameter to text (Text in Erlang; in Solidity its @param line too), and change only the match test: the name must contain the text anywhere. Update the copy's comments with it, as in the Exercise. Everything else, collect_files, the folder check, and the order, stays the same.</w:t>
       </w:r>
     </w:p>
     <w:p>
@@ -25282,7 +25364,13 @@
     </w:p>
     <w:p>
       <w:r>
-        <w:t>Searching files is the traversal of Lesson 3.11a with a test on each file's name. Each program reuses 3.11a's collect_files unchanged, the same walk in every language, then takes each path's own name, with strrchr, file_name, filename:basename, or lastPart, and tests it: Rust with ends_with, Erlang with lists:suffix, and Assembly and Solidity by comparing the name's last characters with the extension themselves. The extension test asks whether the name ends with .log, dot included, so logins.txt is not mistaken for a log file, and collect_files' recursive call reaches web\access.log in its subfolder. The Exercise swapped in an exact-name test and the Challenge a substring test, with the walk untouched. The search reads names only and changes nothing. Its results keep collect_files' sorted order, so every run and every language prints them in the same order, and a missing folder is refused, because an empty result from the wrong folder would look like a real answer. Lesson 3.13a turns from finding files to reading what is inside them.</w:t>
+        <w:t>Searching files is the traversal of Lesson 3.11a with a test on each file's name. Each program reuses 3.11a's collect_files unchanged, the same walk in every language, then takes each path's own name, with strrchr, file_name, filename:basename, or lastPart, and tests it: Rust with ends_with, Erlang with lists:suffix, and Assembly and Solidity by comparing the name's last characters with the extension themselves. The extension test asks whether the name ends with .log, dot included, so logins.txt is not mist</w:t>
+      </w:r>
+      <w:r>
+        <w:t>aken for a log file, and collect_files' recursive call reaches web\access.log in its subfolder. The Exercise swapped in an exact-name test and the Challenge a substring test, with the walk untouched. The search reads names only and changes nothing. Its results keep collect_files' sorted order, so every run and every language prints them in the same order, and a missing folder is refused, because an empty result from the wrong folder would look like a real answer. Lesson 3.13a turns from finding files to rea</w:t>
+      </w:r>
+      <w:r>
+        <w:t>ding what is inside them.</w:t>
       </w:r>
     </w:p>
     <w:sectPr>
@@ -25468,31 +25556,31 @@
       </w:rPr>
     </w:lvl>
   </w:abstractNum>
-  <w:num w:numId="1" w16cid:durableId="582034103">
+  <w:num w:numId="1" w16cid:durableId="987856599">
     <w:abstractNumId w:val="8"/>
   </w:num>
-  <w:num w:numId="2" w16cid:durableId="488518935">
+  <w:num w:numId="2" w16cid:durableId="2141419361">
     <w:abstractNumId w:val="6"/>
   </w:num>
-  <w:num w:numId="3" w16cid:durableId="1142231720">
+  <w:num w:numId="3" w16cid:durableId="1565600108">
     <w:abstractNumId w:val="5"/>
   </w:num>
-  <w:num w:numId="4" w16cid:durableId="713964637">
+  <w:num w:numId="4" w16cid:durableId="1998193055">
     <w:abstractNumId w:val="4"/>
   </w:num>
-  <w:num w:numId="5" w16cid:durableId="974407380">
+  <w:num w:numId="5" w16cid:durableId="1977442606">
     <w:abstractNumId w:val="7"/>
   </w:num>
-  <w:num w:numId="6" w16cid:durableId="77404784">
+  <w:num w:numId="6" w16cid:durableId="1357124731">
     <w:abstractNumId w:val="3"/>
   </w:num>
-  <w:num w:numId="7" w16cid:durableId="1161654039">
+  <w:num w:numId="7" w16cid:durableId="1490899607">
     <w:abstractNumId w:val="2"/>
   </w:num>
-  <w:num w:numId="8" w16cid:durableId="1892224794">
+  <w:num w:numId="8" w16cid:durableId="475994533">
     <w:abstractNumId w:val="1"/>
   </w:num>
-  <w:num w:numId="9" w16cid:durableId="801731932">
+  <w:num w:numId="9" w16cid:durableId="1396855666">
     <w:abstractNumId w:val="0"/>
   </w:num>
 </w:numbering>
